--- a/ethics form.docx
+++ b/ethics form.docx
@@ -214,7 +214,11 @@
           <w:tcPr>
             <w:tcW w:w="625" w:type="dxa"/>
           </w:tcPr>
-          <w:p/>
+          <w:p>
+            <w:r>
+              <w:t>x</w:t>
+            </w:r>
+          </w:p>
         </w:tc>
         <w:tc>
           <w:tcPr>
@@ -241,7 +245,11 @@
           <w:tcPr>
             <w:tcW w:w="625" w:type="dxa"/>
           </w:tcPr>
-          <w:p/>
+          <w:p>
+            <w:r>
+              <w:t>x</w:t>
+            </w:r>
+          </w:p>
         </w:tc>
         <w:tc>
           <w:tcPr>
@@ -268,7 +276,11 @@
           <w:tcPr>
             <w:tcW w:w="625" w:type="dxa"/>
           </w:tcPr>
-          <w:p/>
+          <w:p>
+            <w:r>
+              <w:t>x</w:t>
+            </w:r>
+          </w:p>
         </w:tc>
         <w:tc>
           <w:tcPr>
@@ -295,7 +307,11 @@
           <w:tcPr>
             <w:tcW w:w="625" w:type="dxa"/>
           </w:tcPr>
-          <w:p/>
+          <w:p>
+            <w:r>
+              <w:t>x</w:t>
+            </w:r>
+          </w:p>
         </w:tc>
         <w:tc>
           <w:tcPr>
@@ -1277,6 +1293,7 @@
   <w:style w:type="character" w:default="1" w:styleId="DefaultParagraphFont">
     <w:name w:val="Default Paragraph Font"/>
     <w:uiPriority w:val="1"/>
+    <w:semiHidden/>
     <w:unhideWhenUsed/>
   </w:style>
   <w:style w:type="table" w:default="1" w:styleId="TableNormal">
